--- a/GEZONDHEID THEMA .docx
+++ b/GEZONDHEID THEMA .docx
@@ -11,41 +11,10 @@
       </w:pPr>
       <w:r>
         <w:rPr>
-          <w:rFonts w:ascii="Segoe UI Emoji" w:hAnsi="Segoe UI Emoji" w:cs="Segoe UI Emoji"/>
           <w:b/>
           <w:bCs/>
         </w:rPr>
-        <w:t>📄</w:t>
-      </w:r>
-      <w:r>
-        <w:rPr>
-          <w:b/>
-          <w:bCs/>
-        </w:rPr>
-        <w:t xml:space="preserve"> O7 – GEZONDHEID THEMA (FINAL WORD CONTENT)</w:t>
-      </w:r>
-    </w:p>
-    <w:p>
-      <w:pPr>
-        <w:rPr>
-          <w:b/>
-          <w:bCs/>
-        </w:rPr>
-      </w:pPr>
-      <w:r>
-        <w:rPr>
-          <w:rFonts w:ascii="Segoe UI Emoji" w:hAnsi="Segoe UI Emoji" w:cs="Segoe UI Emoji"/>
-          <w:b/>
-          <w:bCs/>
-        </w:rPr>
-        <w:t>🧾</w:t>
-      </w:r>
-      <w:r>
-        <w:rPr>
-          <w:b/>
-          <w:bCs/>
-        </w:rPr>
-        <w:t xml:space="preserve"> 1. Titel</w:t>
+        <w:t xml:space="preserve">  GEZONDHEID THEMA (FINAL WORD CONTENT)</w:t>
       </w:r>
     </w:p>
     <w:p>
@@ -60,7 +29,7 @@
     <w:p>
       <w:r>
         <w:pict w14:anchorId="42FE9784">
-          <v:rect id="_x0000_i1073" style="width:0;height:1.5pt" o:hralign="center" o:hrstd="t" o:hr="t" fillcolor="#a0a0a0" stroked="f"/>
+          <v:rect id="_x0000_i1025" style="width:0;height:1.5pt" o:hralign="center" o:hrstd="t" o:hr="t" fillcolor="#a0a0a0" stroked="f"/>
         </w:pict>
       </w:r>
     </w:p>
@@ -71,14 +40,6 @@
           <w:bCs/>
         </w:rPr>
       </w:pPr>
-      <w:r>
-        <w:rPr>
-          <w:rFonts w:ascii="Segoe UI Emoji" w:hAnsi="Segoe UI Emoji" w:cs="Segoe UI Emoji"/>
-          <w:b/>
-          <w:bCs/>
-        </w:rPr>
-        <w:t>🎯</w:t>
-      </w:r>
       <w:r>
         <w:rPr>
           <w:b/>
@@ -95,7 +56,7 @@
     <w:p>
       <w:r>
         <w:pict w14:anchorId="3C078B7B">
-          <v:rect id="_x0000_i1074" style="width:0;height:1.5pt" o:hralign="center" o:hrstd="t" o:hr="t" fillcolor="#a0a0a0" stroked="f"/>
+          <v:rect id="_x0000_i1026" style="width:0;height:1.5pt" o:hralign="center" o:hrstd="t" o:hr="t" fillcolor="#a0a0a0" stroked="f"/>
         </w:pict>
       </w:r>
     </w:p>
@@ -108,123 +69,64 @@
       </w:pPr>
       <w:r>
         <w:rPr>
-          <w:rFonts w:ascii="Segoe UI Emoji" w:hAnsi="Segoe UI Emoji" w:cs="Segoe UI Emoji"/>
           <w:b/>
           <w:bCs/>
         </w:rPr>
-        <w:t>🏃</w:t>
-      </w:r>
-      <w:r>
+        <w:t>3. Mijn huidige leefstijl</w:t>
+      </w:r>
+    </w:p>
+    <w:p>
+      <w:r>
+        <w:t>Op dit moment ben ik vooral bezig met krachttraining en algemene fitness. Ik probeer meerdere keren per week te sporten, maar dit is niet altijd consistent. Mijn voeding is redelijk normaal, maar niet altijd optimaal afgestemd op sportprestaties.</w:t>
+      </w:r>
+    </w:p>
+    <w:p>
+      <w:pPr>
+        <w:numPr>
+          <w:ilvl w:val="0"/>
+          <w:numId w:val="1"/>
+        </w:numPr>
+      </w:pPr>
+      <w:r>
+        <w:t xml:space="preserve">Ik sport regelmatig </w:t>
+      </w:r>
+    </w:p>
+    <w:p>
+      <w:pPr>
+        <w:numPr>
+          <w:ilvl w:val="0"/>
+          <w:numId w:val="1"/>
+        </w:numPr>
+      </w:pPr>
+      <w:r>
+        <w:t xml:space="preserve">Ik ben gemotiveerd om sterker te worden </w:t>
+      </w:r>
+    </w:p>
+    <w:p>
+      <w:pPr>
+        <w:numPr>
+          <w:ilvl w:val="0"/>
+          <w:numId w:val="1"/>
+        </w:numPr>
+      </w:pPr>
+      <w:r>
+        <w:t xml:space="preserve">Ik heb interesse in fitness en gezondheid </w:t>
+      </w:r>
+    </w:p>
+    <w:p>
+      <w:r>
+        <w:pict w14:anchorId="087EB013">
+          <v:rect id="_x0000_i1027" style="width:0;height:1.5pt" o:hralign="center" o:hrstd="t" o:hr="t" fillcolor="#a0a0a0" stroked="f"/>
+        </w:pict>
+      </w:r>
+    </w:p>
+    <w:p>
+      <w:pPr>
         <w:rPr>
           <w:b/>
           <w:bCs/>
         </w:rPr>
-        <w:t xml:space="preserve"> 3. Mijn huidige leefstijl</w:t>
-      </w:r>
-    </w:p>
-    <w:p>
-      <w:r>
-        <w:t>Op dit moment ben ik vooral bezig met krachttraining en algemene fitness. Ik probeer meerdere keren per week te sporten, maar dit is niet altijd consistent. Mijn voeding is redelijk normaal, maar niet altijd optimaal afgestemd op sportprestaties.</w:t>
-      </w:r>
-    </w:p>
-    <w:p>
-      <w:r>
-        <w:t>Sterke punten:</w:t>
-      </w:r>
-    </w:p>
-    <w:p>
-      <w:pPr>
-        <w:numPr>
-          <w:ilvl w:val="0"/>
-          <w:numId w:val="1"/>
-        </w:numPr>
-      </w:pPr>
-      <w:r>
-        <w:t xml:space="preserve">Ik sport regelmatig </w:t>
-      </w:r>
-    </w:p>
-    <w:p>
-      <w:pPr>
-        <w:numPr>
-          <w:ilvl w:val="0"/>
-          <w:numId w:val="1"/>
-        </w:numPr>
-      </w:pPr>
-      <w:r>
-        <w:t xml:space="preserve">Ik ben gemotiveerd om sterker te worden </w:t>
-      </w:r>
-    </w:p>
-    <w:p>
-      <w:pPr>
-        <w:numPr>
-          <w:ilvl w:val="0"/>
-          <w:numId w:val="1"/>
-        </w:numPr>
-      </w:pPr>
-      <w:r>
-        <w:t xml:space="preserve">Ik heb interesse in fitness en gezondheid </w:t>
-      </w:r>
-    </w:p>
-    <w:p>
-      <w:r>
-        <w:t>Zwakke punten:</w:t>
-      </w:r>
-    </w:p>
-    <w:p>
-      <w:pPr>
-        <w:numPr>
-          <w:ilvl w:val="0"/>
-          <w:numId w:val="2"/>
-        </w:numPr>
-      </w:pPr>
-      <w:r>
-        <w:t xml:space="preserve">Soms weinig structuur in trainingen </w:t>
-      </w:r>
-    </w:p>
-    <w:p>
-      <w:pPr>
-        <w:numPr>
-          <w:ilvl w:val="0"/>
-          <w:numId w:val="2"/>
-        </w:numPr>
-      </w:pPr>
-      <w:r>
-        <w:t xml:space="preserve">Onregelmatige planning </w:t>
-      </w:r>
-    </w:p>
-    <w:p>
-      <w:pPr>
-        <w:numPr>
-          <w:ilvl w:val="0"/>
-          <w:numId w:val="2"/>
-        </w:numPr>
-      </w:pPr>
-      <w:r>
-        <w:t xml:space="preserve">Niet altijd bewust bezig met voeding </w:t>
-      </w:r>
-    </w:p>
-    <w:p>
-      <w:r>
-        <w:pict w14:anchorId="087EB013">
-          <v:rect id="_x0000_i1075" style="width:0;height:1.5pt" o:hralign="center" o:hrstd="t" o:hr="t" fillcolor="#a0a0a0" stroked="f"/>
-        </w:pict>
-      </w:r>
-    </w:p>
-    <w:p>
-      <w:pPr>
-        <w:rPr>
-          <w:b/>
-          <w:bCs/>
-        </w:rPr>
-      </w:pPr>
-      <w:r>
-        <w:rPr>
-          <w:rFonts w:ascii="Segoe UI Emoji" w:hAnsi="Segoe UI Emoji" w:cs="Segoe UI Emoji"/>
-          <w:b/>
-          <w:bCs/>
-        </w:rPr>
-        <w:t>⚠️</w:t>
-      </w:r>
+      </w:pPr>
       <w:r>
         <w:rPr>
           <w:b/>
@@ -284,9 +186,8 @@
     </w:p>
     <w:p>
       <w:r>
-        <w:lastRenderedPageBreak/>
         <w:pict w14:anchorId="7F3579D4">
-          <v:rect id="_x0000_i1076" style="width:0;height:1.5pt" o:hralign="center" o:hrstd="t" o:hr="t" fillcolor="#a0a0a0" stroked="f"/>
+          <v:rect id="_x0000_i1028" style="width:0;height:1.5pt" o:hralign="center" o:hrstd="t" o:hr="t" fillcolor="#a0a0a0" stroked="f"/>
         </w:pict>
       </w:r>
     </w:p>
@@ -297,14 +198,6 @@
           <w:bCs/>
         </w:rPr>
       </w:pPr>
-      <w:r>
-        <w:rPr>
-          <w:rFonts w:ascii="Segoe UI Emoji" w:hAnsi="Segoe UI Emoji" w:cs="Segoe UI Emoji"/>
-          <w:b/>
-          <w:bCs/>
-        </w:rPr>
-        <w:t>💡</w:t>
-      </w:r>
       <w:r>
         <w:rPr>
           <w:b/>
@@ -370,13 +263,14 @@
         </w:numPr>
       </w:pPr>
       <w:r>
+        <w:lastRenderedPageBreak/>
         <w:t xml:space="preserve">Beter inzicht krijgen in mijn progressie </w:t>
       </w:r>
     </w:p>
     <w:p>
       <w:r>
         <w:pict w14:anchorId="418FAB4F">
-          <v:rect id="_x0000_i1077" style="width:0;height:1.5pt" o:hralign="center" o:hrstd="t" o:hr="t" fillcolor="#a0a0a0" stroked="f"/>
+          <v:rect id="_x0000_i1029" style="width:0;height:1.5pt" o:hralign="center" o:hrstd="t" o:hr="t" fillcolor="#a0a0a0" stroked="f"/>
         </w:pict>
       </w:r>
     </w:p>
@@ -387,14 +281,6 @@
           <w:bCs/>
         </w:rPr>
       </w:pPr>
-      <w:r>
-        <w:rPr>
-          <w:rFonts w:ascii="Segoe UI Emoji" w:hAnsi="Segoe UI Emoji" w:cs="Segoe UI Emoji"/>
-          <w:b/>
-          <w:bCs/>
-        </w:rPr>
-        <w:t>📊</w:t>
-      </w:r>
       <w:r>
         <w:rPr>
           <w:b/>
@@ -471,7 +357,7 @@
     <w:p>
       <w:r>
         <w:pict w14:anchorId="3FABC1C0">
-          <v:rect id="_x0000_i1078" style="width:0;height:1.5pt" o:hralign="center" o:hrstd="t" o:hr="t" fillcolor="#a0a0a0" stroked="f"/>
+          <v:rect id="_x0000_i1030" style="width:0;height:1.5pt" o:hralign="center" o:hrstd="t" o:hr="t" fillcolor="#a0a0a0" stroked="f"/>
         </w:pict>
       </w:r>
     </w:p>
@@ -482,14 +368,6 @@
           <w:bCs/>
         </w:rPr>
       </w:pPr>
-      <w:r>
-        <w:rPr>
-          <w:rFonts w:ascii="Segoe UI Emoji" w:hAnsi="Segoe UI Emoji" w:cs="Segoe UI Emoji"/>
-          <w:b/>
-          <w:bCs/>
-        </w:rPr>
-        <w:t>📈</w:t>
-      </w:r>
       <w:r>
         <w:rPr>
           <w:b/>
@@ -561,7 +439,7 @@
     <w:p>
       <w:r>
         <w:pict w14:anchorId="3B34CA9A">
-          <v:rect id="_x0000_i1079" style="width:0;height:1.5pt" o:hralign="center" o:hrstd="t" o:hr="t" fillcolor="#a0a0a0" stroked="f"/>
+          <v:rect id="_x0000_i1031" style="width:0;height:1.5pt" o:hralign="center" o:hrstd="t" o:hr="t" fillcolor="#a0a0a0" stroked="f"/>
         </w:pict>
       </w:r>
     </w:p>
@@ -572,14 +450,6 @@
           <w:bCs/>
         </w:rPr>
       </w:pPr>
-      <w:r>
-        <w:rPr>
-          <w:rFonts w:ascii="Segoe UI Emoji" w:hAnsi="Segoe UI Emoji" w:cs="Segoe UI Emoji"/>
-          <w:b/>
-          <w:bCs/>
-        </w:rPr>
-        <w:t>🧠</w:t>
-      </w:r>
       <w:r>
         <w:rPr>
           <w:b/>
@@ -590,14 +460,13 @@
     </w:p>
     <w:p>
       <w:r>
-        <w:lastRenderedPageBreak/>
         <w:t>Mijn leefstijl is al redelijk actief, maar kan nog verbeterd worden op het gebied van consistentie en planning. Door het gebruik van mijn FitTrack applicatie verwacht ik dat ik mijn trainingen beter kan organiseren en mijn doelen makkelijker kan bereiken.</w:t>
       </w:r>
     </w:p>
     <w:p>
       <w:r>
         <w:pict w14:anchorId="734D4657">
-          <v:rect id="_x0000_i1080" style="width:0;height:1.5pt" o:hralign="center" o:hrstd="t" o:hr="t" fillcolor="#a0a0a0" stroked="f"/>
+          <v:rect id="_x0000_i1032" style="width:0;height:1.5pt" o:hralign="center" o:hrstd="t" o:hr="t" fillcolor="#a0a0a0" stroked="f"/>
         </w:pict>
       </w:r>
     </w:p>
@@ -608,14 +477,6 @@
           <w:bCs/>
         </w:rPr>
       </w:pPr>
-      <w:r>
-        <w:rPr>
-          <w:rFonts w:ascii="Segoe UI Emoji" w:hAnsi="Segoe UI Emoji" w:cs="Segoe UI Emoji"/>
-          <w:b/>
-          <w:bCs/>
-        </w:rPr>
-        <w:t>🏁</w:t>
-      </w:r>
       <w:r>
         <w:rPr>
           <w:b/>
@@ -2160,6 +2021,7 @@
   <w:style w:type="character" w:default="1" w:styleId="VarsaylanParagrafYazTipi">
     <w:name w:val="Default Paragraph Font"/>
     <w:uiPriority w:val="1"/>
+    <w:semiHidden/>
     <w:unhideWhenUsed/>
   </w:style>
   <w:style w:type="table" w:default="1" w:styleId="NormalTablo">
